--- a/content-src/docx/R NS 2002 05 13 Larkin Schoolgirls.docx
+++ b/content-src/docx/R NS 2002 05 13 Larkin Schoolgirls.docx
@@ -27,6 +27,11 @@
       </w:r>
       <w:r>
         <w:t>Faber and Faber, 498pp, £20&lt;/details&gt;</w:t>
+      </w:r>
+    </w:p>
+    <w:p>
+      <w:r>
+        <w:t xml:space="preserve">&lt;category&gt;poetry&lt;/category&gt;</w:t>
       </w:r>
     </w:p>
     <w:p/>

--- a/content-src/docx/R NS 2002 05 13 Larkin Schoolgirls.docx
+++ b/content-src/docx/R NS 2002 05 13 Larkin Schoolgirls.docx
@@ -85,7 +85,7 @@
     <w:p/>
     <w:p>
       <w:r>
-        <w:t>This is really a book for the serious collector of all things Larkin. The descriptions of the manuscripts – their sizes, materials, typography and orthography – are detailed beyond utility, though have their own odd amusement value: ". . . the remainder of the page being occupied by two caricatures of male heads . . . and 21 sloping versions of 'Larkin', four of them in boxes. There are also 11 games of noughts and crosses of various sizes." Three of the four slim volumes of poetry that Larkin did choose to publish in his lifetime are the sole reason anyone reads his novels, reviews, juvenilia and wastepaper these days. Whether the value of those poems will be slowly drowned out by these offcuts and biographical trivia, or whether they become "smaller and clearer as the years go by", is anyone's guess. The publication of Larkin's doodles cannot be far off.</w:t>
+        <w:t>This is really a book for the serious collector of all things Larkin. The descriptions of the manuscripts – their sizes, materials, typography and orthography – are detailed beyond utility, though have their own odd amusement value: "… the remainder of the page being occupied by two caricatures of male heads… and 21 sloping versions of 'Larkin', four of them in boxes. There are also 11 games of noughts and crosses of various sizes." Three of the four slim volumes of poetry that Larkin did choose to publish in his lifetime are the sole reason anyone reads his novels, reviews, juvenilia and wastepaper these days. Whether the value of those poems will be slowly drowned out by these offcuts and biographical trivia, or whether they become "smaller and clearer as the years go by", is anyone's guess. The publication of Larkin's doodles cannot be far off.</w:t>
       </w:r>
     </w:p>
     <w:p/>
